--- a/klagomål/A 63-2025 FSC-klagomål.docx
+++ b/klagomål/A 63-2025 FSC-klagomål.docx
@@ -651,7 +651,7 @@
     <w:r>
       <w:tab/>
       <w:tab/>
-      <w:t>2025-01-03</w:t>
+      <w:t>2025-01-04</w:t>
       <w:br/>
       <w:br/>
     </w:r>

--- a/klagomål/A 63-2025 FSC-klagomål.docx
+++ b/klagomål/A 63-2025 FSC-klagomål.docx
@@ -651,7 +651,7 @@
     <w:r>
       <w:tab/>
       <w:tab/>
-      <w:t>2025-01-04</w:t>
+      <w:t>2025-01-05</w:t>
       <w:br/>
       <w:br/>
     </w:r>

--- a/klagomål/A 63-2025 FSC-klagomål.docx
+++ b/klagomål/A 63-2025 FSC-klagomål.docx
@@ -651,7 +651,7 @@
     <w:r>
       <w:tab/>
       <w:tab/>
-      <w:t>2025-01-05</w:t>
+      <w:t>2025-01-06</w:t>
       <w:br/>
       <w:br/>
     </w:r>

--- a/klagomål/A 63-2025 FSC-klagomål.docx
+++ b/klagomål/A 63-2025 FSC-klagomål.docx
@@ -651,7 +651,7 @@
     <w:r>
       <w:tab/>
       <w:tab/>
-      <w:t>2025-01-06</w:t>
+      <w:t>2025-01-07</w:t>
       <w:br/>
       <w:br/>
     </w:r>

--- a/klagomål/A 63-2025 FSC-klagomål.docx
+++ b/klagomål/A 63-2025 FSC-klagomål.docx
@@ -651,7 +651,7 @@
     <w:r>
       <w:tab/>
       <w:tab/>
-      <w:t>2025-01-07</w:t>
+      <w:t>2025-01-08</w:t>
       <w:br/>
       <w:br/>
     </w:r>

--- a/klagomål/A 63-2025 FSC-klagomål.docx
+++ b/klagomål/A 63-2025 FSC-klagomål.docx
@@ -651,7 +651,7 @@
     <w:r>
       <w:tab/>
       <w:tab/>
-      <w:t>2025-01-08</w:t>
+      <w:t>2025-01-09</w:t>
       <w:br/>
       <w:br/>
     </w:r>

--- a/klagomål/A 63-2025 FSC-klagomål.docx
+++ b/klagomål/A 63-2025 FSC-klagomål.docx
@@ -651,7 +651,7 @@
     <w:r>
       <w:tab/>
       <w:tab/>
-      <w:t>2025-01-09</w:t>
+      <w:t>2025-01-10</w:t>
       <w:br/>
       <w:br/>
     </w:r>

--- a/klagomål/A 63-2025 FSC-klagomål.docx
+++ b/klagomål/A 63-2025 FSC-klagomål.docx
@@ -651,7 +651,7 @@
     <w:r>
       <w:tab/>
       <w:tab/>
-      <w:t>2025-01-10</w:t>
+      <w:t>2025-01-11</w:t>
       <w:br/>
       <w:br/>
     </w:r>

--- a/klagomål/A 63-2025 FSC-klagomål.docx
+++ b/klagomål/A 63-2025 FSC-klagomål.docx
@@ -651,7 +651,7 @@
     <w:r>
       <w:tab/>
       <w:tab/>
-      <w:t>2025-01-11</w:t>
+      <w:t>2025-01-12</w:t>
       <w:br/>
       <w:br/>
     </w:r>

--- a/klagomål/A 63-2025 FSC-klagomål.docx
+++ b/klagomål/A 63-2025 FSC-klagomål.docx
@@ -651,7 +651,7 @@
     <w:r>
       <w:tab/>
       <w:tab/>
-      <w:t>2025-01-12</w:t>
+      <w:t>2025-01-13</w:t>
       <w:br/>
       <w:br/>
     </w:r>

--- a/klagomål/A 63-2025 FSC-klagomål.docx
+++ b/klagomål/A 63-2025 FSC-klagomål.docx
@@ -651,7 +651,7 @@
     <w:r>
       <w:tab/>
       <w:tab/>
-      <w:t>2025-01-13</w:t>
+      <w:t>2025-01-14</w:t>
       <w:br/>
       <w:br/>
     </w:r>

--- a/klagomål/A 63-2025 FSC-klagomål.docx
+++ b/klagomål/A 63-2025 FSC-klagomål.docx
@@ -651,7 +651,7 @@
     <w:r>
       <w:tab/>
       <w:tab/>
-      <w:t>2025-01-14</w:t>
+      <w:t>2025-01-15</w:t>
       <w:br/>
       <w:br/>
     </w:r>

--- a/klagomål/A 63-2025 FSC-klagomål.docx
+++ b/klagomål/A 63-2025 FSC-klagomål.docx
@@ -173,7 +173,7 @@
     </w:p>
     <w:p>
       <w:r>
-        <w:t>Nedan presenteras fynd av naturvårdsarter som gjorts i det avverkningsanmälda området, samt relevanta utdrag ur standarderna för FSC, Chain of Custody, Controlled Wood och PEFC.</w:t>
+        <w:t>Nedan presenteras fynd av naturvårdsarter som gjorts i det avverkningsanmälda området, samt relevanta utdrag ur standarderna för FSC, Chain of Custody, Controlled Wood och PEFC. I BILAGA 1 finns artfakta om rödlistade arter.</w:t>
       </w:r>
     </w:p>
     <w:p>
@@ -244,6 +244,17 @@
       </w:pPr>
       <w:r>
         <w:t>Figur 1. Fyndplatser för naturvårdsarter i det avverkningsanmälda området (röd linje). Markörer utan svart kant är placerade på fyndplatsen. Markörer med svart kant är placerade vid sidan av fyndplatsen och har ett svart streck som visar fyndplatsens exakta position. Kartans mittpunktskoordinat är N 7046637, E 715694 i SWEREF 99 TM.</w:t>
+      </w:r>
+    </w:p>
+    <w:p>
+      <w:r>
+        <w:rPr>
+          <w:b/>
+        </w:rPr>
+        <w:t>Lunglav (NT)</w:t>
+      </w:r>
+      <w:r>
+        <w:t xml:space="preserve"> är en av vårt lands främsta signalarter som överallt indikerar gamla lövträd, skogsbestånd med höga naturvärden och ekosystem med lång skoglig kontinuitet. Lokalt kan förekomsten vara mycket riklig men den hittas nästan enbart i gamla och ej slutavverkade skogar. Artens samtliga förekomster bör uppmärksammas från naturvårdssynpunkt, då många lokaler även hyser andra ovanliga och rödlistade arter. Rikliga förekomster bör skyddas med biotopskydd, frivilliga avsättningar eller reservat (SLU Artdatabanken, 2024; Nitare &amp; Skogsstyrelsen, 2019).</w:t>
       </w:r>
     </w:p>
     <w:p>
@@ -523,6 +534,100 @@
         <w:t>I den avverkningsanmälda skogen har fridlysta arter sina livsmiljöer och växtplatser. Att skada de fridlysta arternas livsmiljöer, växtplatser eller ekologiska funktion är inte tillåtet enligt artskyddsförordningen</w:t>
       </w:r>
     </w:p>
+    <w:p>
+      <w:r>
+        <w:br w:type="page"/>
+      </w:r>
+    </w:p>
+    <w:p>
+      <w:pPr>
+        <w:pStyle w:val="Title"/>
+      </w:pPr>
+      <w:r>
+        <w:t>BILAGA 1 – Rödlistade arter</w:t>
+      </w:r>
+    </w:p>
+    <w:p>
+      <w:pPr>
+        <w:pStyle w:val="Heading1"/>
+      </w:pPr>
+      <w:r>
+        <w:t>Lunglav – ekologi samt krav på livsmiljön</w:t>
+      </w:r>
+    </w:p>
+    <w:p>
+      <w:r>
+        <w:t>Lunglav (NT) är en av vårt lands främsta signalarter som överallt indikerar gamla lövträd, skogsbestånd med höga naturvärden och ekosystem med lång skoglig kontinuitet. Lokalt kan förekomsten vara mycket riklig men den hittas nästan enbart i gamla och ej slutavverkade skogar. Artens samtliga förekomster bör uppmärksammas från naturvårdssynpunkt, då många lokaler även hyser andra ovanliga och rödlistade arter. Rikliga förekomster bör skyddas med biotopskydd, frivilliga avsättningar eller reservat (SLU Artdatabanken, 2024; Nitare &amp; Skogsstyrelsen, 2019).</w:t>
+      </w:r>
+    </w:p>
+    <w:p>
+      <w:r>
+        <w:t xml:space="preserve">På lunglav kan man sällsynt finna små svarta skivlika bildningar som liknar apothecier men som är en parasitisk svamp, Lunglavsknapp </w:t>
+      </w:r>
+      <w:r>
+        <w:rPr>
+          <w:i/>
+        </w:rPr>
+        <w:t>Plectocarpon lichenum</w:t>
+      </w:r>
+      <w:r>
+        <w:t xml:space="preserve"> (VU). Det finns ytterligare två rödlistade parasiter vilka bara förekommer på lunglav, Skrovelmössing </w:t>
+      </w:r>
+      <w:r>
+        <w:rPr>
+          <w:i/>
+        </w:rPr>
+        <w:t>Dactylospora lobariella</w:t>
+      </w:r>
+      <w:r>
+        <w:t xml:space="preserve"> (rödlistad som Kunskapsbrist DD) och Lunglavshårprick </w:t>
+      </w:r>
+      <w:r>
+        <w:rPr>
+          <w:i/>
+        </w:rPr>
+        <w:t>Niesslia lobariae</w:t>
+      </w:r>
+      <w:r>
+        <w:t xml:space="preserve"> (rödlistad som Kunskapsbrist DD). Skrovelmössing (DD) har små svarta apothecier och bruna, 1-septerade sporer och Lunglavshårprick (DD) har brunhåriga perithecier och färglösa, 1-septerade sporer (SLU Artdatabanken, 2024; Nitare &amp; Skogsstyrelsen, 2019).</w:t>
+      </w:r>
+    </w:p>
+    <w:p>
+      <w:pPr>
+        <w:pStyle w:val="Heading2"/>
+      </w:pPr>
+      <w:r>
+        <w:t>Referenser – lunglav</w:t>
+      </w:r>
+    </w:p>
+    <w:p>
+      <w:r>
+        <w:t xml:space="preserve">Nitare, J. och Skogsstyrelsen, 2019. </w:t>
+      </w:r>
+      <w:r>
+        <w:rPr>
+          <w:i/>
+        </w:rPr>
+        <w:t xml:space="preserve">Skyddsvärd skog – Naturvårdsarter och andra kriterier för naturvärdesbedömning. </w:t>
+      </w:r>
+      <w:r>
+        <w:t>Skogsstyrelsen.</w:t>
+      </w:r>
+    </w:p>
+    <w:p>
+      <w:r>
+        <w:t xml:space="preserve">SLU Artdatabanken, 2024. </w:t>
+      </w:r>
+      <w:r>
+        <w:rPr>
+          <w:i/>
+        </w:rPr>
+        <w:t xml:space="preserve">Artfaktablad. Naturvård – artfakta. </w:t>
+      </w:r>
+      <w:r>
+        <w:t>SLU Artdatabanken, Uppsala.</w:t>
+      </w:r>
+    </w:p>
     <w:sectPr>
       <w:headerReference w:type="even" r:id="rId8"/>
       <w:headerReference w:type="default" r:id="rId9"/>
@@ -651,7 +756,7 @@
     <w:r>
       <w:tab/>
       <w:tab/>
-      <w:t>2025-01-15</w:t>
+      <w:t>2025-01-16</w:t>
       <w:br/>
       <w:br/>
     </w:r>

--- a/klagomål/A 63-2025 FSC-klagomål.docx
+++ b/klagomål/A 63-2025 FSC-klagomål.docx
@@ -756,7 +756,7 @@
     <w:r>
       <w:tab/>
       <w:tab/>
-      <w:t>2025-01-16</w:t>
+      <w:t>2025-01-17</w:t>
       <w:br/>
       <w:br/>
     </w:r>

--- a/klagomål/A 63-2025 FSC-klagomål.docx
+++ b/klagomål/A 63-2025 FSC-klagomål.docx
@@ -756,7 +756,7 @@
     <w:r>
       <w:tab/>
       <w:tab/>
-      <w:t>2025-01-17</w:t>
+      <w:t>2025-01-18</w:t>
       <w:br/>
       <w:br/>
     </w:r>

--- a/klagomål/A 63-2025 FSC-klagomål.docx
+++ b/klagomål/A 63-2025 FSC-klagomål.docx
@@ -756,7 +756,7 @@
     <w:r>
       <w:tab/>
       <w:tab/>
-      <w:t>2025-01-18</w:t>
+      <w:t>2025-01-19</w:t>
       <w:br/>
       <w:br/>
     </w:r>

--- a/klagomål/A 63-2025 FSC-klagomål.docx
+++ b/klagomål/A 63-2025 FSC-klagomål.docx
@@ -756,7 +756,7 @@
     <w:r>
       <w:tab/>
       <w:tab/>
-      <w:t>2025-01-30</w:t>
+      <w:t>2025-01-31</w:t>
       <w:br/>
       <w:br/>
     </w:r>

--- a/klagomål/A 63-2025 FSC-klagomål.docx
+++ b/klagomål/A 63-2025 FSC-klagomål.docx
@@ -756,7 +756,7 @@
     <w:r>
       <w:tab/>
       <w:tab/>
-      <w:t>2025-01-31</w:t>
+      <w:t>2025-02-02</w:t>
       <w:br/>
       <w:br/>
     </w:r>

--- a/klagomål/A 63-2025 FSC-klagomål.docx
+++ b/klagomål/A 63-2025 FSC-klagomål.docx
@@ -756,7 +756,7 @@
     <w:r>
       <w:tab/>
       <w:tab/>
-      <w:t>2025-02-02</w:t>
+      <w:t>2025-02-03</w:t>
       <w:br/>
       <w:br/>
     </w:r>

--- a/klagomål/A 63-2025 FSC-klagomål.docx
+++ b/klagomål/A 63-2025 FSC-klagomål.docx
@@ -756,7 +756,7 @@
     <w:r>
       <w:tab/>
       <w:tab/>
-      <w:t>2025-02-03</w:t>
+      <w:t>2025-02-04</w:t>
       <w:br/>
       <w:br/>
     </w:r>

--- a/klagomål/A 63-2025 FSC-klagomål.docx
+++ b/klagomål/A 63-2025 FSC-klagomål.docx
@@ -756,7 +756,7 @@
     <w:r>
       <w:tab/>
       <w:tab/>
-      <w:t>2025-02-04</w:t>
+      <w:t>2025-02-05</w:t>
       <w:br/>
       <w:br/>
     </w:r>

--- a/klagomål/A 63-2025 FSC-klagomål.docx
+++ b/klagomål/A 63-2025 FSC-klagomål.docx
@@ -756,7 +756,7 @@
     <w:r>
       <w:tab/>
       <w:tab/>
-      <w:t>2025-02-05</w:t>
+      <w:t>2025-02-06</w:t>
       <w:br/>
       <w:br/>
     </w:r>

--- a/klagomål/A 63-2025 FSC-klagomål.docx
+++ b/klagomål/A 63-2025 FSC-klagomål.docx
@@ -756,7 +756,7 @@
     <w:r>
       <w:tab/>
       <w:tab/>
-      <w:t>2025-02-06</w:t>
+      <w:t>2025-02-07</w:t>
       <w:br/>
       <w:br/>
     </w:r>

--- a/klagomål/A 63-2025 FSC-klagomål.docx
+++ b/klagomål/A 63-2025 FSC-klagomål.docx
@@ -756,7 +756,7 @@
     <w:r>
       <w:tab/>
       <w:tab/>
-      <w:t>2025-02-07</w:t>
+      <w:t>2025-02-08</w:t>
       <w:br/>
       <w:br/>
     </w:r>

--- a/klagomål/A 63-2025 FSC-klagomål.docx
+++ b/klagomål/A 63-2025 FSC-klagomål.docx
@@ -756,7 +756,7 @@
     <w:r>
       <w:tab/>
       <w:tab/>
-      <w:t>2025-02-08</w:t>
+      <w:t>2025-02-09</w:t>
       <w:br/>
       <w:br/>
     </w:r>

--- a/klagomål/A 63-2025 FSC-klagomål.docx
+++ b/klagomål/A 63-2025 FSC-klagomål.docx
@@ -756,7 +756,7 @@
     <w:r>
       <w:tab/>
       <w:tab/>
-      <w:t>2025-02-09</w:t>
+      <w:t>2025-02-10</w:t>
       <w:br/>
       <w:br/>
     </w:r>

--- a/klagomål/A 63-2025 FSC-klagomål.docx
+++ b/klagomål/A 63-2025 FSC-klagomål.docx
@@ -756,7 +756,7 @@
     <w:r>
       <w:tab/>
       <w:tab/>
-      <w:t>2025-02-10</w:t>
+      <w:t>2025-02-11</w:t>
       <w:br/>
       <w:br/>
     </w:r>

--- a/klagomål/A 63-2025 FSC-klagomål.docx
+++ b/klagomål/A 63-2025 FSC-klagomål.docx
@@ -756,7 +756,7 @@
     <w:r>
       <w:tab/>
       <w:tab/>
-      <w:t>2025-02-11</w:t>
+      <w:t>2025-02-12</w:t>
       <w:br/>
       <w:br/>
     </w:r>

--- a/klagomål/A 63-2025 FSC-klagomål.docx
+++ b/klagomål/A 63-2025 FSC-klagomål.docx
@@ -756,7 +756,7 @@
     <w:r>
       <w:tab/>
       <w:tab/>
-      <w:t>2025-02-12</w:t>
+      <w:t>2025-02-13</w:t>
       <w:br/>
       <w:br/>
     </w:r>

--- a/klagomål/A 63-2025 FSC-klagomål.docx
+++ b/klagomål/A 63-2025 FSC-klagomål.docx
@@ -756,7 +756,7 @@
     <w:r>
       <w:tab/>
       <w:tab/>
-      <w:t>2025-02-13</w:t>
+      <w:t>2025-02-14</w:t>
       <w:br/>
       <w:br/>
     </w:r>

--- a/klagomål/A 63-2025 FSC-klagomål.docx
+++ b/klagomål/A 63-2025 FSC-klagomål.docx
@@ -756,7 +756,7 @@
     <w:r>
       <w:tab/>
       <w:tab/>
-      <w:t>2025-02-14</w:t>
+      <w:t>2025-02-15</w:t>
       <w:br/>
       <w:br/>
     </w:r>

--- a/klagomål/A 63-2025 FSC-klagomål.docx
+++ b/klagomål/A 63-2025 FSC-klagomål.docx
@@ -756,7 +756,7 @@
     <w:r>
       <w:tab/>
       <w:tab/>
-      <w:t>2025-02-15</w:t>
+      <w:t>2025-02-16</w:t>
       <w:br/>
       <w:br/>
     </w:r>

--- a/klagomål/A 63-2025 FSC-klagomål.docx
+++ b/klagomål/A 63-2025 FSC-klagomål.docx
@@ -756,7 +756,7 @@
     <w:r>
       <w:tab/>
       <w:tab/>
-      <w:t>2025-02-16</w:t>
+      <w:t>2025-02-17</w:t>
       <w:br/>
       <w:br/>
     </w:r>

--- a/klagomål/A 63-2025 FSC-klagomål.docx
+++ b/klagomål/A 63-2025 FSC-klagomål.docx
@@ -756,7 +756,7 @@
     <w:r>
       <w:tab/>
       <w:tab/>
-      <w:t>2025-02-17</w:t>
+      <w:t>2025-02-18</w:t>
       <w:br/>
       <w:br/>
     </w:r>

--- a/klagomål/A 63-2025 FSC-klagomål.docx
+++ b/klagomål/A 63-2025 FSC-klagomål.docx
@@ -756,7 +756,7 @@
     <w:r>
       <w:tab/>
       <w:tab/>
-      <w:t>2025-02-18</w:t>
+      <w:t>2025-02-19</w:t>
       <w:br/>
       <w:br/>
     </w:r>

--- a/klagomål/A 63-2025 FSC-klagomål.docx
+++ b/klagomål/A 63-2025 FSC-klagomål.docx
@@ -756,7 +756,7 @@
     <w:r>
       <w:tab/>
       <w:tab/>
-      <w:t>2025-02-19</w:t>
+      <w:t>2025-02-20</w:t>
       <w:br/>
       <w:br/>
     </w:r>

--- a/klagomål/A 63-2025 FSC-klagomål.docx
+++ b/klagomål/A 63-2025 FSC-klagomål.docx
@@ -756,7 +756,7 @@
     <w:r>
       <w:tab/>
       <w:tab/>
-      <w:t>2025-02-20</w:t>
+      <w:t>2025-02-21</w:t>
       <w:br/>
       <w:br/>
     </w:r>

--- a/klagomål/A 63-2025 FSC-klagomål.docx
+++ b/klagomål/A 63-2025 FSC-klagomål.docx
@@ -756,7 +756,7 @@
     <w:r>
       <w:tab/>
       <w:tab/>
-      <w:t>2025-02-21</w:t>
+      <w:t>2025-02-22</w:t>
       <w:br/>
       <w:br/>
     </w:r>

--- a/klagomål/A 63-2025 FSC-klagomål.docx
+++ b/klagomål/A 63-2025 FSC-klagomål.docx
@@ -756,7 +756,7 @@
     <w:r>
       <w:tab/>
       <w:tab/>
-      <w:t>2025-02-22</w:t>
+      <w:t>2025-02-23</w:t>
       <w:br/>
       <w:br/>
     </w:r>

--- a/klagomål/A 63-2025 FSC-klagomål.docx
+++ b/klagomål/A 63-2025 FSC-klagomål.docx
@@ -756,7 +756,7 @@
     <w:r>
       <w:tab/>
       <w:tab/>
-      <w:t>2025-02-23</w:t>
+      <w:t>2025-02-24</w:t>
       <w:br/>
       <w:br/>
     </w:r>

--- a/klagomål/A 63-2025 FSC-klagomål.docx
+++ b/klagomål/A 63-2025 FSC-klagomål.docx
@@ -756,7 +756,7 @@
     <w:r>
       <w:tab/>
       <w:tab/>
-      <w:t>2025-02-24</w:t>
+      <w:t>2025-02-25</w:t>
       <w:br/>
       <w:br/>
     </w:r>

--- a/klagomål/A 63-2025 FSC-klagomål.docx
+++ b/klagomål/A 63-2025 FSC-klagomål.docx
@@ -756,7 +756,7 @@
     <w:r>
       <w:tab/>
       <w:tab/>
-      <w:t>2025-02-25</w:t>
+      <w:t>2025-02-26</w:t>
       <w:br/>
       <w:br/>
     </w:r>

--- a/klagomål/A 63-2025 FSC-klagomål.docx
+++ b/klagomål/A 63-2025 FSC-klagomål.docx
@@ -756,7 +756,7 @@
     <w:r>
       <w:tab/>
       <w:tab/>
-      <w:t>2025-02-26</w:t>
+      <w:t>2025-02-27</w:t>
       <w:br/>
       <w:br/>
     </w:r>

--- a/klagomål/A 63-2025 FSC-klagomål.docx
+++ b/klagomål/A 63-2025 FSC-klagomål.docx
@@ -756,7 +756,7 @@
     <w:r>
       <w:tab/>
       <w:tab/>
-      <w:t>2025-02-27</w:t>
+      <w:t>2025-02-28</w:t>
       <w:br/>
       <w:br/>
     </w:r>

--- a/klagomål/A 63-2025 FSC-klagomål.docx
+++ b/klagomål/A 63-2025 FSC-klagomål.docx
@@ -756,7 +756,7 @@
     <w:r>
       <w:tab/>
       <w:tab/>
-      <w:t>2025-02-28</w:t>
+      <w:t>2025-03-01</w:t>
       <w:br/>
       <w:br/>
     </w:r>

--- a/klagomål/A 63-2025 FSC-klagomål.docx
+++ b/klagomål/A 63-2025 FSC-klagomål.docx
@@ -756,7 +756,7 @@
     <w:r>
       <w:tab/>
       <w:tab/>
-      <w:t>2025-03-02</w:t>
+      <w:t>2025-03-03</w:t>
       <w:br/>
       <w:br/>
     </w:r>

--- a/klagomål/A 63-2025 FSC-klagomål.docx
+++ b/klagomål/A 63-2025 FSC-klagomål.docx
@@ -756,7 +756,7 @@
     <w:r>
       <w:tab/>
       <w:tab/>
-      <w:t>2025-03-03</w:t>
+      <w:t>2025-03-04</w:t>
       <w:br/>
       <w:br/>
     </w:r>

--- a/klagomål/A 63-2025 FSC-klagomål.docx
+++ b/klagomål/A 63-2025 FSC-klagomål.docx
@@ -756,7 +756,7 @@
     <w:r>
       <w:tab/>
       <w:tab/>
-      <w:t>2025-03-04</w:t>
+      <w:t>2025-03-05</w:t>
       <w:br/>
       <w:br/>
     </w:r>

--- a/klagomål/A 63-2025 FSC-klagomål.docx
+++ b/klagomål/A 63-2025 FSC-klagomål.docx
@@ -756,7 +756,7 @@
     <w:r>
       <w:tab/>
       <w:tab/>
-      <w:t>2025-03-05</w:t>
+      <w:t>2025-03-06</w:t>
       <w:br/>
       <w:br/>
     </w:r>

--- a/klagomål/A 63-2025 FSC-klagomål.docx
+++ b/klagomål/A 63-2025 FSC-klagomål.docx
@@ -756,7 +756,7 @@
     <w:r>
       <w:tab/>
       <w:tab/>
-      <w:t>2025-03-06</w:t>
+      <w:t>2025-03-07</w:t>
       <w:br/>
       <w:br/>
     </w:r>

--- a/klagomål/A 63-2025 FSC-klagomål.docx
+++ b/klagomål/A 63-2025 FSC-klagomål.docx
@@ -756,7 +756,7 @@
     <w:r>
       <w:tab/>
       <w:tab/>
-      <w:t>2025-03-07</w:t>
+      <w:t>2025-03-08</w:t>
       <w:br/>
       <w:br/>
     </w:r>

--- a/klagomål/A 63-2025 FSC-klagomål.docx
+++ b/klagomål/A 63-2025 FSC-klagomål.docx
@@ -756,7 +756,7 @@
     <w:r>
       <w:tab/>
       <w:tab/>
-      <w:t>2025-03-08</w:t>
+      <w:t>2025-03-09</w:t>
       <w:br/>
       <w:br/>
     </w:r>

--- a/klagomål/A 63-2025 FSC-klagomål.docx
+++ b/klagomål/A 63-2025 FSC-klagomål.docx
@@ -756,7 +756,7 @@
     <w:r>
       <w:tab/>
       <w:tab/>
-      <w:t>2025-03-09</w:t>
+      <w:t>2025-03-10</w:t>
       <w:br/>
       <w:br/>
     </w:r>

--- a/klagomål/A 63-2025 FSC-klagomål.docx
+++ b/klagomål/A 63-2025 FSC-klagomål.docx
@@ -756,7 +756,7 @@
     <w:r>
       <w:tab/>
       <w:tab/>
-      <w:t>2025-03-10</w:t>
+      <w:t>2025-03-11</w:t>
       <w:br/>
       <w:br/>
     </w:r>

--- a/klagomål/A 63-2025 FSC-klagomål.docx
+++ b/klagomål/A 63-2025 FSC-klagomål.docx
@@ -756,7 +756,7 @@
     <w:r>
       <w:tab/>
       <w:tab/>
-      <w:t>2025-03-11</w:t>
+      <w:t>2025-03-12</w:t>
       <w:br/>
       <w:br/>
     </w:r>

--- a/klagomål/A 63-2025 FSC-klagomål.docx
+++ b/klagomål/A 63-2025 FSC-klagomål.docx
@@ -756,7 +756,7 @@
     <w:r>
       <w:tab/>
       <w:tab/>
-      <w:t>2025-03-12</w:t>
+      <w:t>2025-03-13</w:t>
       <w:br/>
       <w:br/>
     </w:r>

--- a/klagomål/A 63-2025 FSC-klagomål.docx
+++ b/klagomål/A 63-2025 FSC-klagomål.docx
@@ -756,7 +756,7 @@
     <w:r>
       <w:tab/>
       <w:tab/>
-      <w:t>2025-03-13</w:t>
+      <w:t>2025-03-14</w:t>
       <w:br/>
       <w:br/>
     </w:r>

--- a/klagomål/A 63-2025 FSC-klagomål.docx
+++ b/klagomål/A 63-2025 FSC-klagomål.docx
@@ -756,7 +756,7 @@
     <w:r>
       <w:tab/>
       <w:tab/>
-      <w:t>2025-03-14</w:t>
+      <w:t>2025-03-15</w:t>
       <w:br/>
       <w:br/>
     </w:r>

--- a/klagomål/A 63-2025 FSC-klagomål.docx
+++ b/klagomål/A 63-2025 FSC-klagomål.docx
@@ -756,7 +756,7 @@
     <w:r>
       <w:tab/>
       <w:tab/>
-      <w:t>2025-03-15</w:t>
+      <w:t>2025-03-16</w:t>
       <w:br/>
       <w:br/>
     </w:r>

--- a/klagomål/A 63-2025 FSC-klagomål.docx
+++ b/klagomål/A 63-2025 FSC-klagomål.docx
@@ -756,7 +756,7 @@
     <w:r>
       <w:tab/>
       <w:tab/>
-      <w:t>2025-03-16</w:t>
+      <w:t>2025-03-17</w:t>
       <w:br/>
       <w:br/>
     </w:r>

--- a/klagomål/A 63-2025 FSC-klagomål.docx
+++ b/klagomål/A 63-2025 FSC-klagomål.docx
@@ -756,7 +756,7 @@
     <w:r>
       <w:tab/>
       <w:tab/>
-      <w:t>2025-03-17</w:t>
+      <w:t>2025-03-18</w:t>
       <w:br/>
       <w:br/>
     </w:r>

--- a/klagomål/A 63-2025 FSC-klagomål.docx
+++ b/klagomål/A 63-2025 FSC-klagomål.docx
@@ -756,7 +756,7 @@
     <w:r>
       <w:tab/>
       <w:tab/>
-      <w:t>2025-03-18</w:t>
+      <w:t>2025-03-19</w:t>
       <w:br/>
       <w:br/>
     </w:r>

--- a/klagomål/A 63-2025 FSC-klagomål.docx
+++ b/klagomål/A 63-2025 FSC-klagomål.docx
@@ -756,7 +756,7 @@
     <w:r>
       <w:tab/>
       <w:tab/>
-      <w:t>2025-03-19</w:t>
+      <w:t>2025-03-20</w:t>
       <w:br/>
       <w:br/>
     </w:r>

--- a/klagomål/A 63-2025 FSC-klagomål.docx
+++ b/klagomål/A 63-2025 FSC-klagomål.docx
@@ -756,7 +756,7 @@
     <w:r>
       <w:tab/>
       <w:tab/>
-      <w:t>2025-03-20</w:t>
+      <w:t>2025-03-21</w:t>
       <w:br/>
       <w:br/>
     </w:r>

--- a/klagomål/A 63-2025 FSC-klagomål.docx
+++ b/klagomål/A 63-2025 FSC-klagomål.docx
@@ -756,7 +756,7 @@
     <w:r>
       <w:tab/>
       <w:tab/>
-      <w:t>2025-03-21</w:t>
+      <w:t>2025-03-22</w:t>
       <w:br/>
       <w:br/>
     </w:r>

--- a/klagomål/A 63-2025 FSC-klagomål.docx
+++ b/klagomål/A 63-2025 FSC-klagomål.docx
@@ -756,7 +756,7 @@
     <w:r>
       <w:tab/>
       <w:tab/>
-      <w:t>2025-03-22</w:t>
+      <w:t>2025-03-23</w:t>
       <w:br/>
       <w:br/>
     </w:r>

--- a/klagomål/A 63-2025 FSC-klagomål.docx
+++ b/klagomål/A 63-2025 FSC-klagomål.docx
@@ -756,7 +756,7 @@
     <w:r>
       <w:tab/>
       <w:tab/>
-      <w:t>2025-03-23</w:t>
+      <w:t>2025-03-24</w:t>
       <w:br/>
       <w:br/>
     </w:r>

--- a/klagomål/A 63-2025 FSC-klagomål.docx
+++ b/klagomål/A 63-2025 FSC-klagomål.docx
@@ -756,7 +756,7 @@
     <w:r>
       <w:tab/>
       <w:tab/>
-      <w:t>2025-03-24</w:t>
+      <w:t>2025-03-25</w:t>
       <w:br/>
       <w:br/>
     </w:r>

--- a/klagomål/A 63-2025 FSC-klagomål.docx
+++ b/klagomål/A 63-2025 FSC-klagomål.docx
@@ -756,7 +756,7 @@
     <w:r>
       <w:tab/>
       <w:tab/>
-      <w:t>2025-03-25</w:t>
+      <w:t>2025-03-26</w:t>
       <w:br/>
       <w:br/>
     </w:r>

--- a/klagomål/A 63-2025 FSC-klagomål.docx
+++ b/klagomål/A 63-2025 FSC-klagomål.docx
@@ -756,7 +756,7 @@
     <w:r>
       <w:tab/>
       <w:tab/>
-      <w:t>2025-03-26</w:t>
+      <w:t>2025-03-27</w:t>
       <w:br/>
       <w:br/>
     </w:r>

--- a/klagomål/A 63-2025 FSC-klagomål.docx
+++ b/klagomål/A 63-2025 FSC-klagomål.docx
@@ -756,7 +756,7 @@
     <w:r>
       <w:tab/>
       <w:tab/>
-      <w:t>2025-03-27</w:t>
+      <w:t>2025-03-28</w:t>
       <w:br/>
       <w:br/>
     </w:r>

--- a/klagomål/A 63-2025 FSC-klagomål.docx
+++ b/klagomål/A 63-2025 FSC-klagomål.docx
@@ -756,7 +756,7 @@
     <w:r>
       <w:tab/>
       <w:tab/>
-      <w:t>2025-03-28</w:t>
+      <w:t>2025-03-29</w:t>
       <w:br/>
       <w:br/>
     </w:r>

--- a/klagomål/A 63-2025 FSC-klagomål.docx
+++ b/klagomål/A 63-2025 FSC-klagomål.docx
@@ -756,7 +756,7 @@
     <w:r>
       <w:tab/>
       <w:tab/>
-      <w:t>2025-04-02</w:t>
+      <w:t>2025-04-03</w:t>
       <w:br/>
       <w:br/>
     </w:r>

--- a/klagomål/A 63-2025 FSC-klagomål.docx
+++ b/klagomål/A 63-2025 FSC-klagomål.docx
@@ -756,7 +756,7 @@
     <w:r>
       <w:tab/>
       <w:tab/>
-      <w:t>2025-04-03</w:t>
+      <w:t>2025-04-05</w:t>
       <w:br/>
       <w:br/>
     </w:r>

--- a/klagomål/A 63-2025 FSC-klagomål.docx
+++ b/klagomål/A 63-2025 FSC-klagomål.docx
@@ -756,7 +756,7 @@
     <w:r>
       <w:tab/>
       <w:tab/>
-      <w:t>2025-04-05</w:t>
+      <w:t>2025-04-06</w:t>
       <w:br/>
       <w:br/>
     </w:r>

--- a/klagomål/A 63-2025 FSC-klagomål.docx
+++ b/klagomål/A 63-2025 FSC-klagomål.docx
@@ -756,7 +756,7 @@
     <w:r>
       <w:tab/>
       <w:tab/>
-      <w:t>2025-04-06</w:t>
+      <w:t>2025-04-07</w:t>
       <w:br/>
       <w:br/>
     </w:r>

--- a/klagomål/A 63-2025 FSC-klagomål.docx
+++ b/klagomål/A 63-2025 FSC-klagomål.docx
@@ -756,7 +756,7 @@
     <w:r>
       <w:tab/>
       <w:tab/>
-      <w:t>2025-04-07</w:t>
+      <w:t>2025-04-08</w:t>
       <w:br/>
       <w:br/>
     </w:r>

--- a/klagomål/A 63-2025 FSC-klagomål.docx
+++ b/klagomål/A 63-2025 FSC-klagomål.docx
@@ -756,7 +756,7 @@
     <w:r>
       <w:tab/>
       <w:tab/>
-      <w:t>2025-04-08</w:t>
+      <w:t>2025-04-09</w:t>
       <w:br/>
       <w:br/>
     </w:r>

--- a/klagomål/A 63-2025 FSC-klagomål.docx
+++ b/klagomål/A 63-2025 FSC-klagomål.docx
@@ -756,7 +756,7 @@
     <w:r>
       <w:tab/>
       <w:tab/>
-      <w:t>2025-04-09</w:t>
+      <w:t>2025-04-10</w:t>
       <w:br/>
       <w:br/>
     </w:r>

--- a/klagomål/A 63-2025 FSC-klagomål.docx
+++ b/klagomål/A 63-2025 FSC-klagomål.docx
@@ -756,7 +756,7 @@
     <w:r>
       <w:tab/>
       <w:tab/>
-      <w:t>2025-04-10</w:t>
+      <w:t>2025-04-11</w:t>
       <w:br/>
       <w:br/>
     </w:r>

--- a/klagomål/A 63-2025 FSC-klagomål.docx
+++ b/klagomål/A 63-2025 FSC-klagomål.docx
@@ -756,7 +756,7 @@
     <w:r>
       <w:tab/>
       <w:tab/>
-      <w:t>2025-04-11</w:t>
+      <w:t>2025-04-12</w:t>
       <w:br/>
       <w:br/>
     </w:r>

--- a/klagomål/A 63-2025 FSC-klagomål.docx
+++ b/klagomål/A 63-2025 FSC-klagomål.docx
@@ -756,7 +756,7 @@
     <w:r>
       <w:tab/>
       <w:tab/>
-      <w:t>2025-04-12</w:t>
+      <w:t>2025-04-13</w:t>
       <w:br/>
       <w:br/>
     </w:r>

--- a/klagomål/A 63-2025 FSC-klagomål.docx
+++ b/klagomål/A 63-2025 FSC-klagomål.docx
@@ -756,7 +756,7 @@
     <w:r>
       <w:tab/>
       <w:tab/>
-      <w:t>2025-04-13</w:t>
+      <w:t>2025-04-14</w:t>
       <w:br/>
       <w:br/>
     </w:r>

--- a/klagomål/A 63-2025 FSC-klagomål.docx
+++ b/klagomål/A 63-2025 FSC-klagomål.docx
@@ -756,7 +756,7 @@
     <w:r>
       <w:tab/>
       <w:tab/>
-      <w:t>2025-04-14</w:t>
+      <w:t>2025-04-15</w:t>
       <w:br/>
       <w:br/>
     </w:r>

--- a/klagomål/A 63-2025 FSC-klagomål.docx
+++ b/klagomål/A 63-2025 FSC-klagomål.docx
@@ -756,7 +756,7 @@
     <w:r>
       <w:tab/>
       <w:tab/>
-      <w:t>2025-04-15</w:t>
+      <w:t>2025-04-16</w:t>
       <w:br/>
       <w:br/>
     </w:r>

--- a/klagomål/A 63-2025 FSC-klagomål.docx
+++ b/klagomål/A 63-2025 FSC-klagomål.docx
@@ -756,7 +756,7 @@
     <w:r>
       <w:tab/>
       <w:tab/>
-      <w:t>2025-04-16</w:t>
+      <w:t>2025-04-17</w:t>
       <w:br/>
       <w:br/>
     </w:r>

--- a/klagomål/A 63-2025 FSC-klagomål.docx
+++ b/klagomål/A 63-2025 FSC-klagomål.docx
@@ -756,7 +756,7 @@
     <w:r>
       <w:tab/>
       <w:tab/>
-      <w:t>2025-04-17</w:t>
+      <w:t>2025-04-18</w:t>
       <w:br/>
       <w:br/>
     </w:r>

--- a/klagomål/A 63-2025 FSC-klagomål.docx
+++ b/klagomål/A 63-2025 FSC-klagomål.docx
@@ -756,7 +756,7 @@
     <w:r>
       <w:tab/>
       <w:tab/>
-      <w:t>2025-04-18</w:t>
+      <w:t>2025-04-19</w:t>
       <w:br/>
       <w:br/>
     </w:r>

--- a/klagomål/A 63-2025 FSC-klagomål.docx
+++ b/klagomål/A 63-2025 FSC-klagomål.docx
@@ -756,7 +756,7 @@
     <w:r>
       <w:tab/>
       <w:tab/>
-      <w:t>2025-05-03</w:t>
+      <w:t>2025-05-04</w:t>
       <w:br/>
       <w:br/>
     </w:r>

--- a/klagomål/A 63-2025 FSC-klagomål.docx
+++ b/klagomål/A 63-2025 FSC-klagomål.docx
@@ -756,7 +756,7 @@
     <w:r>
       <w:tab/>
       <w:tab/>
-      <w:t>2025-05-04</w:t>
+      <w:t>2025-05-06</w:t>
       <w:br/>
       <w:br/>
     </w:r>

--- a/klagomål/A 63-2025 FSC-klagomål.docx
+++ b/klagomål/A 63-2025 FSC-klagomål.docx
@@ -756,7 +756,7 @@
     <w:r>
       <w:tab/>
       <w:tab/>
-      <w:t>2025-05-06</w:t>
+      <w:t>2025-05-07</w:t>
       <w:br/>
       <w:br/>
     </w:r>

--- a/klagomål/A 63-2025 FSC-klagomål.docx
+++ b/klagomål/A 63-2025 FSC-klagomål.docx
@@ -756,7 +756,7 @@
     <w:r>
       <w:tab/>
       <w:tab/>
-      <w:t>2025-05-07</w:t>
+      <w:t>2025-05-08</w:t>
       <w:br/>
       <w:br/>
     </w:r>

--- a/klagomål/A 63-2025 FSC-klagomål.docx
+++ b/klagomål/A 63-2025 FSC-klagomål.docx
@@ -756,7 +756,7 @@
     <w:r>
       <w:tab/>
       <w:tab/>
-      <w:t>2025-05-08</w:t>
+      <w:t>2025-05-09</w:t>
       <w:br/>
       <w:br/>
     </w:r>

--- a/klagomål/A 63-2025 FSC-klagomål.docx
+++ b/klagomål/A 63-2025 FSC-klagomål.docx
@@ -756,7 +756,7 @@
     <w:r>
       <w:tab/>
       <w:tab/>
-      <w:t>2025-05-09</w:t>
+      <w:t>2025-05-10</w:t>
       <w:br/>
       <w:br/>
     </w:r>

--- a/klagomål/A 63-2025 FSC-klagomål.docx
+++ b/klagomål/A 63-2025 FSC-klagomål.docx
@@ -756,7 +756,7 @@
     <w:r>
       <w:tab/>
       <w:tab/>
-      <w:t>2025-05-10</w:t>
+      <w:t>2025-05-11</w:t>
       <w:br/>
       <w:br/>
     </w:r>

--- a/klagomål/A 63-2025 FSC-klagomål.docx
+++ b/klagomål/A 63-2025 FSC-klagomål.docx
@@ -756,7 +756,7 @@
     <w:r>
       <w:tab/>
       <w:tab/>
-      <w:t>2025-05-11</w:t>
+      <w:t>2025-05-12</w:t>
       <w:br/>
       <w:br/>
     </w:r>

--- a/klagomål/A 63-2025 FSC-klagomål.docx
+++ b/klagomål/A 63-2025 FSC-klagomål.docx
@@ -756,7 +756,7 @@
     <w:r>
       <w:tab/>
       <w:tab/>
-      <w:t>2025-05-12</w:t>
+      <w:t>2025-05-13</w:t>
       <w:br/>
       <w:br/>
     </w:r>

--- a/klagomål/A 63-2025 FSC-klagomål.docx
+++ b/klagomål/A 63-2025 FSC-klagomål.docx
@@ -756,7 +756,7 @@
     <w:r>
       <w:tab/>
       <w:tab/>
-      <w:t>2025-05-13</w:t>
+      <w:t>2025-05-14</w:t>
       <w:br/>
       <w:br/>
     </w:r>

--- a/klagomål/A 63-2025 FSC-klagomål.docx
+++ b/klagomål/A 63-2025 FSC-klagomål.docx
@@ -756,7 +756,7 @@
     <w:r>
       <w:tab/>
       <w:tab/>
-      <w:t>2025-05-14</w:t>
+      <w:t>2025-05-15</w:t>
       <w:br/>
       <w:br/>
     </w:r>

--- a/klagomål/A 63-2025 FSC-klagomål.docx
+++ b/klagomål/A 63-2025 FSC-klagomål.docx
@@ -756,7 +756,7 @@
     <w:r>
       <w:tab/>
       <w:tab/>
-      <w:t>2025-05-15</w:t>
+      <w:t>2025-05-16</w:t>
       <w:br/>
       <w:br/>
     </w:r>

--- a/klagomål/A 63-2025 FSC-klagomål.docx
+++ b/klagomål/A 63-2025 FSC-klagomål.docx
@@ -756,7 +756,7 @@
     <w:r>
       <w:tab/>
       <w:tab/>
-      <w:t>2025-05-16</w:t>
+      <w:t>2025-05-17</w:t>
       <w:br/>
       <w:br/>
     </w:r>

--- a/klagomål/A 63-2025 FSC-klagomål.docx
+++ b/klagomål/A 63-2025 FSC-klagomål.docx
@@ -756,7 +756,7 @@
     <w:r>
       <w:tab/>
       <w:tab/>
-      <w:t>2025-05-17</w:t>
+      <w:t>2025-05-18</w:t>
       <w:br/>
       <w:br/>
     </w:r>

--- a/klagomål/A 63-2025 FSC-klagomål.docx
+++ b/klagomål/A 63-2025 FSC-klagomål.docx
@@ -756,7 +756,7 @@
     <w:r>
       <w:tab/>
       <w:tab/>
-      <w:t>2025-05-18</w:t>
+      <w:t>2025-05-19</w:t>
       <w:br/>
       <w:br/>
     </w:r>

--- a/klagomål/A 63-2025 FSC-klagomål.docx
+++ b/klagomål/A 63-2025 FSC-klagomål.docx
@@ -756,7 +756,7 @@
     <w:r>
       <w:tab/>
       <w:tab/>
-      <w:t>2025-05-19</w:t>
+      <w:t>2025-05-20</w:t>
       <w:br/>
       <w:br/>
     </w:r>

--- a/klagomål/A 63-2025 FSC-klagomål.docx
+++ b/klagomål/A 63-2025 FSC-klagomål.docx
@@ -756,7 +756,7 @@
     <w:r>
       <w:tab/>
       <w:tab/>
-      <w:t>2025-05-20</w:t>
+      <w:t>2025-05-21</w:t>
       <w:br/>
       <w:br/>
     </w:r>

--- a/klagomål/A 63-2025 FSC-klagomål.docx
+++ b/klagomål/A 63-2025 FSC-klagomål.docx
@@ -756,7 +756,7 @@
     <w:r>
       <w:tab/>
       <w:tab/>
-      <w:t>2025-05-21</w:t>
+      <w:t>2025-05-22</w:t>
       <w:br/>
       <w:br/>
     </w:r>

--- a/klagomål/A 63-2025 FSC-klagomål.docx
+++ b/klagomål/A 63-2025 FSC-klagomål.docx
@@ -756,7 +756,7 @@
     <w:r>
       <w:tab/>
       <w:tab/>
-      <w:t>2025-05-22</w:t>
+      <w:t>2025-05-23</w:t>
       <w:br/>
       <w:br/>
     </w:r>

--- a/klagomål/A 63-2025 FSC-klagomål.docx
+++ b/klagomål/A 63-2025 FSC-klagomål.docx
@@ -756,7 +756,7 @@
     <w:r>
       <w:tab/>
       <w:tab/>
-      <w:t>2025-05-23</w:t>
+      <w:t>2025-05-24</w:t>
       <w:br/>
       <w:br/>
     </w:r>

--- a/klagomål/A 63-2025 FSC-klagomål.docx
+++ b/klagomål/A 63-2025 FSC-klagomål.docx
@@ -756,7 +756,7 @@
     <w:r>
       <w:tab/>
       <w:tab/>
-      <w:t>2025-05-24</w:t>
+      <w:t>2025-05-25</w:t>
       <w:br/>
       <w:br/>
     </w:r>

--- a/klagomål/A 63-2025 FSC-klagomål.docx
+++ b/klagomål/A 63-2025 FSC-klagomål.docx
@@ -756,7 +756,7 @@
     <w:r>
       <w:tab/>
       <w:tab/>
-      <w:t>2025-05-25</w:t>
+      <w:t>2025-05-26</w:t>
       <w:br/>
       <w:br/>
     </w:r>

--- a/klagomål/A 63-2025 FSC-klagomål.docx
+++ b/klagomål/A 63-2025 FSC-klagomål.docx
@@ -756,7 +756,7 @@
     <w:r>
       <w:tab/>
       <w:tab/>
-      <w:t>2025-05-26</w:t>
+      <w:t>2025-05-27</w:t>
       <w:br/>
       <w:br/>
     </w:r>

--- a/klagomål/A 63-2025 FSC-klagomål.docx
+++ b/klagomål/A 63-2025 FSC-klagomål.docx
@@ -756,7 +756,7 @@
     <w:r>
       <w:tab/>
       <w:tab/>
-      <w:t>2025-05-27</w:t>
+      <w:t>2025-05-30</w:t>
       <w:br/>
       <w:br/>
     </w:r>

--- a/klagomål/A 63-2025 FSC-klagomål.docx
+++ b/klagomål/A 63-2025 FSC-klagomål.docx
@@ -756,7 +756,7 @@
     <w:r>
       <w:tab/>
       <w:tab/>
-      <w:t>2025-05-30</w:t>
+      <w:t>2025-06-01</w:t>
       <w:br/>
       <w:br/>
     </w:r>

--- a/klagomål/A 63-2025 FSC-klagomål.docx
+++ b/klagomål/A 63-2025 FSC-klagomål.docx
@@ -756,7 +756,7 @@
     <w:r>
       <w:tab/>
       <w:tab/>
-      <w:t>2025-06-01</w:t>
+      <w:t>2025-06-02</w:t>
       <w:br/>
       <w:br/>
     </w:r>

--- a/klagomål/A 63-2025 FSC-klagomål.docx
+++ b/klagomål/A 63-2025 FSC-klagomål.docx
@@ -756,7 +756,7 @@
     <w:r>
       <w:tab/>
       <w:tab/>
-      <w:t>2025-06-02</w:t>
+      <w:t>2025-06-03</w:t>
       <w:br/>
       <w:br/>
     </w:r>

--- a/klagomål/A 63-2025 FSC-klagomål.docx
+++ b/klagomål/A 63-2025 FSC-klagomål.docx
@@ -756,7 +756,7 @@
     <w:r>
       <w:tab/>
       <w:tab/>
-      <w:t>2025-06-03</w:t>
+      <w:t>2025-06-04</w:t>
       <w:br/>
       <w:br/>
     </w:r>

--- a/klagomål/A 63-2025 FSC-klagomål.docx
+++ b/klagomål/A 63-2025 FSC-klagomål.docx
@@ -756,7 +756,7 @@
     <w:r>
       <w:tab/>
       <w:tab/>
-      <w:t>2025-06-04</w:t>
+      <w:t>2025-06-05</w:t>
       <w:br/>
       <w:br/>
     </w:r>

--- a/klagomål/A 63-2025 FSC-klagomål.docx
+++ b/klagomål/A 63-2025 FSC-klagomål.docx
@@ -756,7 +756,7 @@
     <w:r>
       <w:tab/>
       <w:tab/>
-      <w:t>2025-06-05</w:t>
+      <w:t>2025-06-13</w:t>
       <w:br/>
       <w:br/>
     </w:r>

--- a/klagomål/A 63-2025 FSC-klagomål.docx
+++ b/klagomål/A 63-2025 FSC-klagomål.docx
@@ -756,7 +756,7 @@
     <w:r>
       <w:tab/>
       <w:tab/>
-      <w:t>2025-06-13</w:t>
+      <w:t>2025-06-15</w:t>
       <w:br/>
       <w:br/>
     </w:r>

--- a/klagomål/A 63-2025 FSC-klagomål.docx
+++ b/klagomål/A 63-2025 FSC-klagomål.docx
@@ -756,7 +756,7 @@
     <w:r>
       <w:tab/>
       <w:tab/>
-      <w:t>2025-06-15</w:t>
+      <w:t>2025-06-16</w:t>
       <w:br/>
       <w:br/>
     </w:r>

--- a/klagomål/A 63-2025 FSC-klagomål.docx
+++ b/klagomål/A 63-2025 FSC-klagomål.docx
@@ -756,7 +756,7 @@
     <w:r>
       <w:tab/>
       <w:tab/>
-      <w:t>2025-06-16</w:t>
+      <w:t>2025-06-17</w:t>
       <w:br/>
       <w:br/>
     </w:r>

--- a/klagomål/A 63-2025 FSC-klagomål.docx
+++ b/klagomål/A 63-2025 FSC-klagomål.docx
@@ -756,7 +756,7 @@
     <w:r>
       <w:tab/>
       <w:tab/>
-      <w:t>2025-06-17</w:t>
+      <w:t>2025-06-18</w:t>
       <w:br/>
       <w:br/>
     </w:r>

--- a/klagomål/A 63-2025 FSC-klagomål.docx
+++ b/klagomål/A 63-2025 FSC-klagomål.docx
@@ -756,7 +756,7 @@
     <w:r>
       <w:tab/>
       <w:tab/>
-      <w:t>2025-06-18</w:t>
+      <w:t>2025-06-19</w:t>
       <w:br/>
       <w:br/>
     </w:r>

--- a/klagomål/A 63-2025 FSC-klagomål.docx
+++ b/klagomål/A 63-2025 FSC-klagomål.docx
@@ -756,7 +756,7 @@
     <w:r>
       <w:tab/>
       <w:tab/>
-      <w:t>2025-06-19</w:t>
+      <w:t>2025-06-20</w:t>
       <w:br/>
       <w:br/>
     </w:r>

--- a/klagomål/A 63-2025 FSC-klagomål.docx
+++ b/klagomål/A 63-2025 FSC-klagomål.docx
@@ -756,7 +756,7 @@
     <w:r>
       <w:tab/>
       <w:tab/>
-      <w:t>2025-06-20</w:t>
+      <w:t>2025-06-21</w:t>
       <w:br/>
       <w:br/>
     </w:r>

--- a/klagomål/A 63-2025 FSC-klagomål.docx
+++ b/klagomål/A 63-2025 FSC-klagomål.docx
@@ -756,7 +756,7 @@
     <w:r>
       <w:tab/>
       <w:tab/>
-      <w:t>2025-06-21</w:t>
+      <w:t>2025-06-22</w:t>
       <w:br/>
       <w:br/>
     </w:r>

--- a/klagomål/A 63-2025 FSC-klagomål.docx
+++ b/klagomål/A 63-2025 FSC-klagomål.docx
@@ -756,7 +756,7 @@
     <w:r>
       <w:tab/>
       <w:tab/>
-      <w:t>2025-06-22</w:t>
+      <w:t>2025-06-23</w:t>
       <w:br/>
       <w:br/>
     </w:r>

--- a/klagomål/A 63-2025 FSC-klagomål.docx
+++ b/klagomål/A 63-2025 FSC-klagomål.docx
@@ -756,7 +756,7 @@
     <w:r>
       <w:tab/>
       <w:tab/>
-      <w:t>2025-06-23</w:t>
+      <w:t>2025-06-24</w:t>
       <w:br/>
       <w:br/>
     </w:r>

--- a/klagomål/A 63-2025 FSC-klagomål.docx
+++ b/klagomål/A 63-2025 FSC-klagomål.docx
@@ -756,7 +756,7 @@
     <w:r>
       <w:tab/>
       <w:tab/>
-      <w:t>2025-06-24</w:t>
+      <w:t>2025-06-25</w:t>
       <w:br/>
       <w:br/>
     </w:r>

--- a/klagomål/A 63-2025 FSC-klagomål.docx
+++ b/klagomål/A 63-2025 FSC-klagomål.docx
@@ -756,7 +756,7 @@
     <w:r>
       <w:tab/>
       <w:tab/>
-      <w:t>2025-06-25</w:t>
+      <w:t>2025-06-26</w:t>
       <w:br/>
       <w:br/>
     </w:r>

--- a/klagomål/A 63-2025 FSC-klagomål.docx
+++ b/klagomål/A 63-2025 FSC-klagomål.docx
@@ -756,7 +756,7 @@
     <w:r>
       <w:tab/>
       <w:tab/>
-      <w:t>2025-06-26</w:t>
+      <w:t>2025-06-27</w:t>
       <w:br/>
       <w:br/>
     </w:r>

--- a/klagomål/A 63-2025 FSC-klagomål.docx
+++ b/klagomål/A 63-2025 FSC-klagomål.docx
@@ -756,7 +756,7 @@
     <w:r>
       <w:tab/>
       <w:tab/>
-      <w:t>2025-06-27</w:t>
+      <w:t>2025-06-28</w:t>
       <w:br/>
       <w:br/>
     </w:r>

--- a/klagomål/A 63-2025 FSC-klagomål.docx
+++ b/klagomål/A 63-2025 FSC-klagomål.docx
@@ -756,7 +756,7 @@
     <w:r>
       <w:tab/>
       <w:tab/>
-      <w:t>2025-06-28</w:t>
+      <w:t>2025-06-29</w:t>
       <w:br/>
       <w:br/>
     </w:r>

--- a/klagomål/A 63-2025 FSC-klagomål.docx
+++ b/klagomål/A 63-2025 FSC-klagomål.docx
@@ -756,7 +756,7 @@
     <w:r>
       <w:tab/>
       <w:tab/>
-      <w:t>2025-06-29</w:t>
+      <w:t>2025-06-30</w:t>
       <w:br/>
       <w:br/>
     </w:r>

--- a/klagomål/A 63-2025 FSC-klagomål.docx
+++ b/klagomål/A 63-2025 FSC-klagomål.docx
@@ -756,7 +756,7 @@
     <w:r>
       <w:tab/>
       <w:tab/>
-      <w:t>2025-06-30</w:t>
+      <w:t>2025-07-01</w:t>
       <w:br/>
       <w:br/>
     </w:r>

--- a/klagomål/A 63-2025 FSC-klagomål.docx
+++ b/klagomål/A 63-2025 FSC-klagomål.docx
@@ -756,7 +756,7 @@
     <w:r>
       <w:tab/>
       <w:tab/>
-      <w:t>2025-07-01</w:t>
+      <w:t>2025-07-02</w:t>
       <w:br/>
       <w:br/>
     </w:r>

--- a/klagomål/A 63-2025 FSC-klagomål.docx
+++ b/klagomål/A 63-2025 FSC-klagomål.docx
@@ -756,7 +756,7 @@
     <w:r>
       <w:tab/>
       <w:tab/>
-      <w:t>2025-07-02</w:t>
+      <w:t>2025-07-03</w:t>
       <w:br/>
       <w:br/>
     </w:r>

--- a/klagomål/A 63-2025 FSC-klagomål.docx
+++ b/klagomål/A 63-2025 FSC-klagomål.docx
@@ -756,7 +756,7 @@
     <w:r>
       <w:tab/>
       <w:tab/>
-      <w:t>2025-07-03</w:t>
+      <w:t>2025-07-04</w:t>
       <w:br/>
       <w:br/>
     </w:r>

--- a/klagomål/A 63-2025 FSC-klagomål.docx
+++ b/klagomål/A 63-2025 FSC-klagomål.docx
@@ -756,7 +756,7 @@
     <w:r>
       <w:tab/>
       <w:tab/>
-      <w:t>2025-07-04</w:t>
+      <w:t>2025-07-05</w:t>
       <w:br/>
       <w:br/>
     </w:r>

--- a/klagomål/A 63-2025 FSC-klagomål.docx
+++ b/klagomål/A 63-2025 FSC-klagomål.docx
@@ -756,7 +756,7 @@
     <w:r>
       <w:tab/>
       <w:tab/>
-      <w:t>2025-07-05</w:t>
+      <w:t>2025-07-06</w:t>
       <w:br/>
       <w:br/>
     </w:r>

--- a/klagomål/A 63-2025 FSC-klagomål.docx
+++ b/klagomål/A 63-2025 FSC-klagomål.docx
@@ -756,7 +756,7 @@
     <w:r>
       <w:tab/>
       <w:tab/>
-      <w:t>2025-07-06</w:t>
+      <w:t>2025-07-07</w:t>
       <w:br/>
       <w:br/>
     </w:r>

--- a/klagomål/A 63-2025 FSC-klagomål.docx
+++ b/klagomål/A 63-2025 FSC-klagomål.docx
@@ -756,7 +756,7 @@
     <w:r>
       <w:tab/>
       <w:tab/>
-      <w:t>2025-07-07</w:t>
+      <w:t>2025-07-08</w:t>
       <w:br/>
       <w:br/>
     </w:r>

--- a/klagomål/A 63-2025 FSC-klagomål.docx
+++ b/klagomål/A 63-2025 FSC-klagomål.docx
@@ -254,7 +254,25 @@
         <w:t>Lunglav (NT)</w:t>
       </w:r>
       <w:r>
-        <w:t xml:space="preserve"> är en av vårt lands främsta signalarter som överallt indikerar gamla lövträd, skogsbestånd med höga naturvärden och ekosystem med lång skoglig kontinuitet. Lokalt kan förekomsten vara mycket riklig men den hittas nästan enbart i gamla och ej slutavverkade skogar. Artens samtliga förekomster bör uppmärksammas från naturvårdssynpunkt, då många lokaler även hyser andra ovanliga och rödlistade arter. Rikliga förekomster bör skyddas med biotopskydd, frivilliga avsättningar eller reservat (SLU Artdatabanken, 2024; Nitare &amp; Skogsstyrelsen, 2019).</w:t>
+        <w:t xml:space="preserve"> är en av vårt lands främsta signalarter som överallt indikerar gamla lövträd, skogsbestånd med höga naturvärden och ekosystem med lång skoglig kontinuitet. Lokalt kan förekomsten vara mycket riklig men den hittas nästan enbart i gamla och ej slutavverkade skogar. Artens samtliga förekomster bör uppmärksammas från naturvårdssynpunkt, då många lokaler även hyser andra ovanliga och rödlistade arter. Rikliga förekomster bör skyddas med biotopskydd, frivilliga avsättningar eller reservat. Det finns ett antal sällsynta lavparasiter som växer på lunglav: lunglavsknapp (VU), skrovelmössing (DD), lunglavshårprick (DD), </w:t>
+      </w:r>
+      <w:r>
+        <w:rPr>
+          <w:i/>
+        </w:rPr>
+        <w:t>Calycina alstrupii</w:t>
+      </w:r>
+      <w:r>
+        <w:t xml:space="preserve"> (NA) och </w:t>
+      </w:r>
+      <w:r>
+        <w:rPr>
+          <w:i/>
+        </w:rPr>
+        <w:t>Chalara lobariae</w:t>
+      </w:r>
+      <w:r>
+        <w:t xml:space="preserve"> (NA) (SLU Artdatabanken, 2025; SLU Artdatabanken, 2024; Nitare &amp; Skogsstyrelsen, 2019).</w:t>
       </w:r>
     </w:p>
     <w:p>
@@ -571,7 +589,7 @@
         <w:t>Plectocarpon lichenum</w:t>
       </w:r>
       <w:r>
-        <w:t xml:space="preserve"> (VU). Det finns ytterligare två rödlistade parasiter vilka bara förekommer på lunglav, Skrovelmössing </w:t>
+        <w:t xml:space="preserve"> (VU). Det finns ytterligare ett antal parasiter vilka bara förekommer på lunglav: Skrovelmössing </w:t>
       </w:r>
       <w:r>
         <w:rPr>
@@ -589,7 +607,25 @@
         <w:t>Niesslia lobariae</w:t>
       </w:r>
       <w:r>
-        <w:t xml:space="preserve"> (rödlistad som Kunskapsbrist DD). Skrovelmössing (DD) har små svarta apothecier och bruna, 1-septerade sporer och Lunglavshårprick (DD) har brunhåriga perithecier och färglösa, 1-septerade sporer (SLU Artdatabanken, 2024; Nitare &amp; Skogsstyrelsen, 2019).</w:t>
+        <w:t xml:space="preserve"> (rödlistad som Kunskapsbrist DD). Skrovelmössing (DD) har små svarta apothecier och bruna, 1-septerade sporer och Lunglavshårprick (DD) har brunhåriga perithecier och färglösa, 1-septerade sporer. Nyligen har ytterligare två lavparasiter påträffats i Sverige som växer på lunglav: </w:t>
+      </w:r>
+      <w:r>
+        <w:rPr>
+          <w:i/>
+        </w:rPr>
+        <w:t>Calycina alstrupii</w:t>
+      </w:r>
+      <w:r>
+        <w:t xml:space="preserve"> (NA) och </w:t>
+      </w:r>
+      <w:r>
+        <w:rPr>
+          <w:i/>
+        </w:rPr>
+        <w:t>Chalara lobariae</w:t>
+      </w:r>
+      <w:r>
+        <w:t xml:space="preserve"> (NA) (SLU Artdatabanken, 2025; SLU Artdatabanken, 2024; Nitare &amp; Skogsstyrelsen, 2019).</w:t>
       </w:r>
     </w:p>
     <w:p>
@@ -626,6 +662,20 @@
       </w:r>
       <w:r>
         <w:t>SLU Artdatabanken, Uppsala.</w:t>
+      </w:r>
+    </w:p>
+    <w:p>
+      <w:r>
+        <w:t xml:space="preserve">SLU Artdatabanken, 2025. </w:t>
+      </w:r>
+      <w:r>
+        <w:rPr>
+          <w:i/>
+        </w:rPr>
+        <w:t xml:space="preserve">Över 20 nya lavparasiter för Sverige. </w:t>
+      </w:r>
+      <w:r>
+        <w:t>https://www.slu.se/artdatabanken/arter-och-natur/artiklar/over-20-nya-lavparasiter-for-sverige/</w:t>
       </w:r>
     </w:p>
     <w:sectPr>
@@ -756,7 +806,7 @@
     <w:r>
       <w:tab/>
       <w:tab/>
-      <w:t>2025-07-08</w:t>
+      <w:t>2025-07-09</w:t>
       <w:br/>
       <w:br/>
     </w:r>

--- a/klagomål/A 63-2025 FSC-klagomål.docx
+++ b/klagomål/A 63-2025 FSC-klagomål.docx
@@ -806,7 +806,7 @@
     <w:r>
       <w:tab/>
       <w:tab/>
-      <w:t>2025-07-09</w:t>
+      <w:t>2025-07-11</w:t>
       <w:br/>
       <w:br/>
     </w:r>

--- a/klagomål/A 63-2025 FSC-klagomål.docx
+++ b/klagomål/A 63-2025 FSC-klagomål.docx
@@ -806,7 +806,7 @@
     <w:r>
       <w:tab/>
       <w:tab/>
-      <w:t>2025-07-11</w:t>
+      <w:t>2025-07-12</w:t>
       <w:br/>
       <w:br/>
     </w:r>

--- a/klagomål/A 63-2025 FSC-klagomål.docx
+++ b/klagomål/A 63-2025 FSC-klagomål.docx
@@ -806,7 +806,7 @@
     <w:r>
       <w:tab/>
       <w:tab/>
-      <w:t>2025-07-12</w:t>
+      <w:t>2025-07-13</w:t>
       <w:br/>
       <w:br/>
     </w:r>

--- a/klagomål/A 63-2025 FSC-klagomål.docx
+++ b/klagomål/A 63-2025 FSC-klagomål.docx
@@ -806,7 +806,7 @@
     <w:r>
       <w:tab/>
       <w:tab/>
-      <w:t>2025-07-13</w:t>
+      <w:t>2025-07-14</w:t>
       <w:br/>
       <w:br/>
     </w:r>

--- a/klagomål/A 63-2025 FSC-klagomål.docx
+++ b/klagomål/A 63-2025 FSC-klagomål.docx
@@ -806,7 +806,7 @@
     <w:r>
       <w:tab/>
       <w:tab/>
-      <w:t>2025-08-06</w:t>
+      <w:t>2025-08-09</w:t>
       <w:br/>
       <w:br/>
     </w:r>
